--- a/frontend/public/originals/mnt-new-equipment.docx
+++ b/frontend/public/originals/mnt-new-equipment.docx
@@ -1956,8 +1956,8 @@
       <w:footerReference w:type="default" r:id="rId11"/>
       <w:headerReference w:type="first" r:id="rId12"/>
       <w:footerReference w:type="first" r:id="rId13"/>
-      <w:pgSz w:w="12240" w:h="15840" w:code="1"/>
-      <w:pgMar w:top="1361" w:right="1797" w:bottom="1361" w:left="1797" w:header="113" w:footer="0" w:gutter="0"/>
+      <w:pgSz w:w="11907" w:h="16839" w:code="1"/>
+      <w:pgMar w:top="1361" w:right="1630" w:bottom="1361" w:left="1630" w:header="113" w:footer="0" w:gutter="0"/>
       <w:cols w:space="720"/>
       <w:docGrid w:linePitch="272"/>
     </w:sectPr>
@@ -2096,7 +2096,7 @@
             <w:rPr>
               <w:noProof/>
             </w:rPr>
-            <w:pict w14:anchorId="712E0CC2">
+            <w:pict w14:anchorId="2D6C7317">
               <v:shapetype id="_x0000_t75" coordsize="21600,21600" o:spt="75" o:preferrelative="t" path="m@4@5l@4@11@9@11@9@5xe" filled="f" stroked="f">
                 <v:stroke joinstyle="miter"/>
                 <v:formulas>
@@ -2116,7 +2116,7 @@
                 <v:path o:extrusionok="f" gradientshapeok="t" o:connecttype="rect"/>
                 <o:lock v:ext="edit" aspectratio="t"/>
               </v:shapetype>
-              <v:shape id="Picture 3" o:spid="_x0000_i1025" type="#_x0000_t75" style="width:166.8pt;height:60.6pt;visibility:visible">
+              <v:shape id="Picture 3" o:spid="_x0000_i1025" type="#_x0000_t75" style="width:166.8pt;height:60.75pt;visibility:visible">
                 <v:imagedata r:id="rId1" o:title=""/>
               </v:shape>
             </w:pict>
@@ -2306,16 +2306,16 @@
       </w:rPr>
     </w:lvl>
   </w:abstractNum>
-  <w:num w:numId="1" w16cid:durableId="628240971">
+  <w:num w:numId="1" w16cid:durableId="1107459359">
     <w:abstractNumId w:val="2"/>
   </w:num>
-  <w:num w:numId="2" w16cid:durableId="754210535">
+  <w:num w:numId="2" w16cid:durableId="1350595023">
     <w:abstractNumId w:val="1"/>
   </w:num>
-  <w:num w:numId="3" w16cid:durableId="408309141">
+  <w:num w:numId="3" w16cid:durableId="1860468271">
     <w:abstractNumId w:val="3"/>
   </w:num>
-  <w:num w:numId="4" w16cid:durableId="316617689">
+  <w:num w:numId="4" w16cid:durableId="393742687">
     <w:abstractNumId w:val="0"/>
   </w:num>
 </w:numbering>
